--- a/livrables/lecons/stoicisme/2026-08-27_lecon-stoicisme_12_musonius-rufus-exercice-concret.docx
+++ b/livrables/lecons/stoicisme/2026-08-27_lecon-stoicisme_12_musonius-rufus-exercice-concret.docx
@@ -391,7 +391,18 @@
           <w:sz w:val="22"/>
           <w:szCs w:val="22"/>
         </w:rPr>
-        <w:t xml:space="preserve">Les sources convergent (World History Encyclopedia, IEP, Modern Stoic Path) pour identifier trois axes :</w:t>
+        <w:t xml:space="preserve">Les sources convergent — World History Encyclopedia, William O. Stephens (Internet Encyclopedia of Philosophy) et Aurelio Silva (Modern Stoic Path) — pour identifier trois axes :</w:t>
+      </w:r>
+      <w:r>
+        <w:rPr>
+          <w:rFonts w:ascii="Times New Roman" w:cs="Times New Roman" w:eastAsia="Times New Roman" w:hAnsi="Times New Roman"/>
+          <w:i/>
+          <w:iCs/>
+          <w:color w:val="6B7280"/>
+          <w:sz w:val="20"/>
+          <w:szCs w:val="20"/>
+        </w:rPr>
+        <w:t xml:space="preserve"> [Corrigé le 24/09/2026 : « IEP » et « Modern Stoic Path » nommaient les publications, pas les auteurs. L'article de l'IEP est signé William O. Stephens (Creighton University), celui de Modern Stoic Path Aurelio Silva : une encyclopédie publie, elle n'écrit pas.]</w:t>
       </w:r>
     </w:p>
     <w:p>
@@ -1674,7 +1685,7 @@
             <w:szCs w:val="22"/>
             <w:u w:val="single"/>
           </w:rPr>
-          <w:t xml:space="preserve">IEP — Musonius Rufus (Internet Encyclopedia of Philosophy, analyse philosophique)</w:t>
+          <w:t xml:space="preserve">Musonius Rufus — William O. Stephens, Internet Encyclopedia of Philosophy (analyse philosophique)</w:t>
         </w:r>
       </w:hyperlink>
     </w:p>
@@ -1740,7 +1751,7 @@
             <w:szCs w:val="22"/>
             <w:u w:val="single"/>
           </w:rPr>
-          <w:t xml:space="preserve">Modern Stoic Path — Musonius Rufus: Stoic Philosophy for Everyday Life (applications contemporaines)</w:t>
+          <w:t xml:space="preserve">Musonius Rufus: Stoic Philosophy for Everyday Life — Aurelio Silva, Modern Stoic Path (applications contemporaines)</w:t>
         </w:r>
       </w:hyperlink>
     </w:p>
@@ -1987,6 +1998,20 @@
           <w:szCs w:val="22"/>
         </w:rPr>
         <w:t xml:space="preserve">Version initiale : « une pratique que les RBPP HAS recommandent sous le nom de “soutien des pratiques professionnelles” ». Cette formulation n'a pas été retrouvée dans les recommandations ; le terme consacré du secteur est ANALYSE DES PRATIQUES PROFESSIONNELLES (APP). Le passage emploie désormais ce terme, et ajoute une réserve de méthode que la version initiale masquait : l'APP est un dispositif collectif animé par un tiers extérieur, quand la révision du soir est solitaire — la seconde ne prépare ni ne remplace la première. Une recommandation réellement nommée a été ajoutée en ressources pour le rôle de l'encadrement.</w:t>
+      </w:r>
+    </w:p>
+    <w:p>
+      <w:pPr>
+        <w:spacing w:after="80" w:before="80"/>
+      </w:pPr>
+      <w:r>
+        <w:rPr>
+          <w:rFonts w:ascii="Times New Roman" w:cs="Times New Roman" w:eastAsia="Times New Roman" w:hAnsi="Times New Roman"/>
+          <w:color w:val="1F2937"/>
+          <w:sz w:val="22"/>
+          <w:szCs w:val="22"/>
+        </w:rPr>
+        <w:t xml:space="preserve">5. Deux articles signés, cités par le nom de leur publication — théorie et ressources (24/09/2026). « (World History Encyclopedia, IEP, Modern Stoic Path) » : l'article de l'IEP sur Musonius est signé William O. Stephens, celui de Modern Stoic Path Aurelio Silva. Les deux noms sont désormais dans le corps et sur leur ligne de ressources.</w:t>
       </w:r>
     </w:p>
     <w:p>
